--- a/DBTUNING/ch17_성능개선방법론과긴급대응/ch17_실습문제_정답.docx
+++ b/DBTUNING/ch17_성능개선방법론과긴급대응/ch17_실습문제_정답.docx
@@ -13,7 +13,7 @@
           <w:color w:val="365F91"/>
           <w:sz w:val="28"/>
         </w:rPr>
-        <w:t>제3장  성능 개선 방법론과 긴급 대응 — 실습문제 정답 및 해설</w:t>
+        <w:t>제ch17  성능 개선 방법론과 긴급 대응 — 실습문제 정답 및 해설</w:t>
       </w:r>
     </w:p>
     <w:p>
@@ -644,7 +644,7 @@
           <w:rFonts w:ascii="맑은 고딕" w:hAnsi="맑은 고딕" w:eastAsia="맑은 고딕"/>
           <w:sz w:val="21"/>
         </w:rPr>
-        <w:t>해설: 바인드 변수 미사용은 모든 SQL을 하드 파싱하게 만들어 자릿수 급 성능 영향을 준다(2·18장).</w:t>
+        <w:t>해설: 바인드 변수 미사용은 모든 SQL을 하드 파싱하게 만들어 자릿수 급 성능 영향을 준다(ch16·ch32).</w:t>
       </w:r>
     </w:p>
     <w:p>
@@ -946,7 +946,7 @@
           <w:rFonts w:ascii="맑은 고딕" w:hAnsi="맑은 고딕" w:eastAsia="맑은 고딕"/>
           <w:sz w:val="21"/>
         </w:rPr>
-        <w:t>해설: 잠금은 정상 동작이다. 근본 예방은 잠금 보유 시간을 줄이는 것 — 짧은 트랜잭션, 사용자 대기 중 잠금 미보유(2장).</w:t>
+        <w:t>해설: 잠금은 정상 동작이다. 근본 예방은 잠금 보유 시간을 줄이는 것 — 짧은 트랜잭션, 사용자 대기 중 잠금 미보유(ch16).</w:t>
       </w:r>
     </w:p>
     <w:p>

--- a/DBTUNING/ch17_성능개선방법론과긴급대응/ch17_실습문제_정답.docx
+++ b/DBTUNING/ch17_성능개선방법론과긴급대응/ch17_실습문제_정답.docx
@@ -13,7 +13,7 @@
           <w:color w:val="365F91"/>
           <w:sz w:val="28"/>
         </w:rPr>
-        <w:t>제ch17  성능 개선 방법론과 긴급 대응 — 실습문제 정답 및 해설</w:t>
+        <w:t>ch17  성능 개선 방법론과 긴급 대응 — 실습문제 정답 및 해설</w:t>
       </w:r>
     </w:p>
     <w:p>
